--- a/202600000000-张三-实验一.docx
+++ b/202600000000-张三-实验一.docx
@@ -4625,7 +4625,7 @@
                 <w:color w:val="A31F1F"/>
                 <w:sz w:val="20"/>
               </w:rPr>
-              <w:t>https://github.com/&lt;GitHub用户名&gt;/bigdata-lab1</w:t>
+              <w:t>https://github.com/YuuAnnooo/sdu-bigdata-labs</w:t>
             </w:r>
             <w:r>
               <w:rPr>
@@ -4633,7 +4633,24 @@
                 <w:b w:val="0"/>
                 <w:sz w:val="24"/>
               </w:rPr>
-              <w:t>（Public）。目录约定：</w:t>
+              <w:t xml:space="preserve">（Public，本实验位于 </w:t>
+            </w:r>
+            <w:r>
+              <w:rPr>
+                <w:rFonts w:ascii="Consolas" w:hAnsi="Consolas" w:eastAsia="Consolas" w:cs="Consolas"/>
+                <w:b w:val="0"/>
+                <w:color w:val="A31F1F"/>
+                <w:sz w:val="20"/>
+              </w:rPr>
+              <w:t>bigdata-lab1/</w:t>
+            </w:r>
+            <w:r>
+              <w:rPr>
+                <w:rFonts w:ascii="宋体" w:hAnsi="宋体" w:eastAsia="宋体" w:cs="宋体"/>
+                <w:b w:val="0"/>
+                <w:sz w:val="24"/>
+              </w:rPr>
+              <w:t>）。目录约定：</w:t>
             </w:r>
             <w:r>
               <w:rPr>
